--- a/eng/docx/011.content.docx
+++ b/eng/docx/011.content.docx
@@ -19,7 +19,7 @@
         <w:rPr>
           <w:lang w:val="en_US" w:bidi="en_US"/>
         </w:rPr>
-        <w:t>Resource: Images (SRV)</w:t>
+        <w:t>Resource: Familiarization, Internalization, Articulation (Fia) Images</w:t>
       </w:r>
       <w:r>
         <w:rPr>
@@ -90,7 +90,7 @@
         <w:rPr>
           <w:lang w:val="en_US" w:bidi="en_US"/>
         </w:rPr>
-        <w:t>Images (SRV)</w:t>
+        <w:t>Familiarization, Internalization, Articulation (Fia) Images</w:t>
       </w:r>
     </w:p>
     <w:p>
@@ -144,26 +144,6 @@
       </w:r>
       <w:r>
         <w:rPr>
-          <w:i/>
-          <w:lang w:val="en_US" w:bidi="en_US"/>
-        </w:rPr>
-        <w:t>Kneading Bowl, Kneading Bowl, Kneading Bowl, Kneeding Yeast into Dough, Kneeding Yeast into Dough, Kneeding Yeast into Dough</w:t>
-      </w:r>
-      <w:r>
-        <w:rPr>
-          <w:lang w:val="en_US" w:bidi="en_US"/>
-        </w:rPr>
-      </w:r>
-    </w:p>
-    <w:p>
-      <w:pPr/>
-      <w:r>
-        <w:rPr>
-          <w:lang w:val="en_US" w:bidi="en_US"/>
-        </w:rPr>
-      </w:r>
-      <w:r>
-        <w:rPr>
           <w:lang w:val="en_US" w:bidi="en_US"/>
         </w:rPr>
         <w:t xml:space="preserve"> </w:t>
@@ -210,7 +190,7 @@
         <w:rPr>
           <w:lang w:val="en_US" w:bidi="en_US"/>
         </w:rPr>
-        <w:t>Kneading Bowl</w:t>
+        <w:t>King's Throne during Roman Period</w:t>
       </w:r>
       <w:r>
         <w:rPr>
@@ -228,6 +208,11 @@
         </w:rPr>
         <w:t>Image Content</w:t>
       </w:r>
+      <w:r>
+        <w:rPr>
+          <w:lang w:val="en_US" w:bidi="en_US"/>
+        </w:rPr>
+      </w:r>
     </w:p>
     <w:p>
       <w:pPr/>
@@ -238,92 +223,39 @@
       </w:r>
     </w:p>
     <w:p>
-      <w:r/>
-    </w:p>
-    <w:p>
-      <w:r>
-        <w:t>&lt;image: https://cdn.aquifer.bible/aquifer-content/resources/FIAImages/bowl-kneading-size.jpg&gt;</w:t>
-      </w:r>
-    </w:p>
-    <w:p>
-      <w:pPr/>
-      <w:r>
-        <w:rPr>
-          <w:lang w:val="en_US" w:bidi="en_US"/>
-        </w:rPr>
-      </w:r>
-      <w:hyperlink r:id="rId13">
-        <w:r>
-          <w:rPr>
-            <w:lang w:val="en_US" w:bidi="en_US"/>
-          </w:rPr>
-          <w:rPr>
-            <w:color w:val="0000EE"/>
-            <w:u w:val="single"/>
-          </w:rPr>
-          <w:t>link</w:t>
-        </w:r>
-      </w:hyperlink>
-      <w:r>
-        <w:rPr>
-          <w:lang w:val="en_US" w:bidi="en_US"/>
-        </w:rPr>
-      </w:r>
-      <w:r>
-        <w:rPr>
-          <w:lang w:val="en_US" w:bidi="en_US"/>
-        </w:rPr>
-      </w:r>
-    </w:p>
-    <w:p>
-      <w:pPr/>
-      <w:r>
-        <w:rPr>
-          <w:lang w:val="en_US" w:bidi="en_US"/>
-        </w:rPr>
-      </w:r>
-    </w:p>
-    <w:p>
-      <w:pPr>
-        <w:pStyle w:val="Heading2"/>
-      </w:pPr>
-      <w:r>
-        <w:rPr>
-          <w:lang w:val="en_US" w:bidi="en_US"/>
-        </w:rPr>
-        <w:t>Kneading Bowl</w:t>
-      </w:r>
-      <w:r>
-        <w:rPr>
-          <w:lang w:val="en_US" w:bidi="en_US"/>
-        </w:rPr>
-      </w:r>
-    </w:p>
-    <w:p>
-      <w:pPr>
-        <w:pStyle w:val="Heading4"/>
-      </w:pPr>
-      <w:r>
-        <w:rPr>
-          <w:lang w:val="en_US" w:bidi="en_US"/>
-        </w:rPr>
-        <w:t>Image Content</w:t>
-      </w:r>
-    </w:p>
-    <w:p>
-      <w:pPr/>
-      <w:r>
-        <w:rPr>
-          <w:lang w:val="en_US" w:bidi="en_US"/>
-        </w:rPr>
-      </w:r>
-    </w:p>
-    <w:p>
-      <w:r/>
-    </w:p>
-    <w:p>
-      <w:r>
-        <w:t>&lt;image: https://cdn.aquifer.bible/aquifer-content/resources/FIAImages/bowl-kneading.jpg&gt;</w:t>
+      <w:r>
+        <w:drawing>
+          <wp:inline xmlns:a="http://schemas.openxmlformats.org/drawingml/2006/main" xmlns:pic="http://schemas.openxmlformats.org/drawingml/2006/picture">
+            <wp:extent cx="6096000" cy="4590288"/>
+            <wp:docPr id="1" name="Picture 1"/>
+            <wp:cNvGraphicFramePr>
+              <a:graphicFrameLocks noChangeAspect="1"/>
+            </wp:cNvGraphicFramePr>
+            <a:graphic>
+              <a:graphicData uri="http://schemas.openxmlformats.org/drawingml/2006/picture">
+                <pic:pic>
+                  <pic:nvPicPr>
+                    <pic:cNvPr id="0" name="image.jpg"/>
+                    <pic:cNvPicPr/>
+                  </pic:nvPicPr>
+                  <pic:blipFill>
+                    <a:blip r:embed="rId13"/>
+                    <a:stretch>
+                      <a:fillRect/>
+                    </a:stretch>
+                  </pic:blipFill>
+                  <pic:spPr>
+                    <a:xfrm>
+                      <a:off x="0" y="0"/>
+                      <a:ext cx="6096000" cy="4590288"/>
+                    </a:xfrm>
+                    <a:prstGeom prst="rect"/>
+                  </pic:spPr>
+                </pic:pic>
+              </a:graphicData>
+            </a:graphic>
+          </wp:inline>
+        </w:drawing>
       </w:r>
     </w:p>
     <w:p>
@@ -372,7 +304,7 @@
         <w:rPr>
           <w:lang w:val="en_US" w:bidi="en_US"/>
         </w:rPr>
-        <w:t>Kneading Bowl</w:t>
+        <w:t>King's Throne during Roman Period</w:t>
       </w:r>
       <w:r>
         <w:rPr>
@@ -390,6 +322,11 @@
         </w:rPr>
         <w:t>Image Content</w:t>
       </w:r>
+      <w:r>
+        <w:rPr>
+          <w:lang w:val="en_US" w:bidi="en_US"/>
+        </w:rPr>
+      </w:r>
     </w:p>
     <w:p>
       <w:pPr/>
@@ -400,92 +337,39 @@
       </w:r>
     </w:p>
     <w:p>
-      <w:r/>
-    </w:p>
-    <w:p>
-      <w:r>
-        <w:t>&lt;image: https://cdn.aquifer.bible/aquifer-content/resources/FIAImages/bowl-kneading-close.jpg&gt;</w:t>
-      </w:r>
-    </w:p>
-    <w:p>
-      <w:pPr/>
-      <w:r>
-        <w:rPr>
-          <w:lang w:val="en_US" w:bidi="en_US"/>
-        </w:rPr>
-      </w:r>
-      <w:hyperlink r:id="rId15">
-        <w:r>
-          <w:rPr>
-            <w:lang w:val="en_US" w:bidi="en_US"/>
-          </w:rPr>
-          <w:rPr>
-            <w:color w:val="0000EE"/>
-            <w:u w:val="single"/>
-          </w:rPr>
-          <w:t>link</w:t>
-        </w:r>
-      </w:hyperlink>
-      <w:r>
-        <w:rPr>
-          <w:lang w:val="en_US" w:bidi="en_US"/>
-        </w:rPr>
-      </w:r>
-      <w:r>
-        <w:rPr>
-          <w:lang w:val="en_US" w:bidi="en_US"/>
-        </w:rPr>
-      </w:r>
-    </w:p>
-    <w:p>
-      <w:pPr/>
-      <w:r>
-        <w:rPr>
-          <w:lang w:val="en_US" w:bidi="en_US"/>
-        </w:rPr>
-      </w:r>
-    </w:p>
-    <w:p>
-      <w:pPr>
-        <w:pStyle w:val="Heading2"/>
-      </w:pPr>
-      <w:r>
-        <w:rPr>
-          <w:lang w:val="en_US" w:bidi="en_US"/>
-        </w:rPr>
-        <w:t>Kneeding Yeast into Dough</w:t>
-      </w:r>
-      <w:r>
-        <w:rPr>
-          <w:lang w:val="en_US" w:bidi="en_US"/>
-        </w:rPr>
-      </w:r>
-    </w:p>
-    <w:p>
-      <w:pPr>
-        <w:pStyle w:val="Heading4"/>
-      </w:pPr>
-      <w:r>
-        <w:rPr>
-          <w:lang w:val="en_US" w:bidi="en_US"/>
-        </w:rPr>
-        <w:t>Image Content</w:t>
-      </w:r>
-    </w:p>
-    <w:p>
-      <w:pPr/>
-      <w:r>
-        <w:rPr>
-          <w:lang w:val="en_US" w:bidi="en_US"/>
-        </w:rPr>
-      </w:r>
-    </w:p>
-    <w:p>
-      <w:r/>
-    </w:p>
-    <w:p>
-      <w:r>
-        <w:t>&lt;image: https://cdn.aquifer.bible/aquifer-content/resources/FIAImages/kneading-yeast-stir.jpg&gt;</w:t>
+      <w:r>
+        <w:drawing>
+          <wp:inline xmlns:a="http://schemas.openxmlformats.org/drawingml/2006/main" xmlns:pic="http://schemas.openxmlformats.org/drawingml/2006/picture">
+            <wp:extent cx="6096000" cy="3413760"/>
+            <wp:docPr id="2" name="Picture 2"/>
+            <wp:cNvGraphicFramePr>
+              <a:graphicFrameLocks noChangeAspect="1"/>
+            </wp:cNvGraphicFramePr>
+            <a:graphic>
+              <a:graphicData uri="http://schemas.openxmlformats.org/drawingml/2006/picture">
+                <pic:pic>
+                  <pic:nvPicPr>
+                    <pic:cNvPr id="0" name="image.jpg"/>
+                    <pic:cNvPicPr/>
+                  </pic:nvPicPr>
+                  <pic:blipFill>
+                    <a:blip r:embed="rId15"/>
+                    <a:stretch>
+                      <a:fillRect/>
+                    </a:stretch>
+                  </pic:blipFill>
+                  <pic:spPr>
+                    <a:xfrm>
+                      <a:off x="0" y="0"/>
+                      <a:ext cx="6096000" cy="3413760"/>
+                    </a:xfrm>
+                    <a:prstGeom prst="rect"/>
+                  </pic:spPr>
+                </pic:pic>
+              </a:graphicData>
+            </a:graphic>
+          </wp:inline>
+        </w:drawing>
       </w:r>
     </w:p>
     <w:p>
@@ -534,7 +418,7 @@
         <w:rPr>
           <w:lang w:val="en_US" w:bidi="en_US"/>
         </w:rPr>
-        <w:t>Kneeding Yeast into Dough</w:t>
+        <w:t>Kneading Bowl</w:t>
       </w:r>
       <w:r>
         <w:rPr>
@@ -552,6 +436,11 @@
         </w:rPr>
         <w:t>Image Content</w:t>
       </w:r>
+      <w:r>
+        <w:rPr>
+          <w:lang w:val="en_US" w:bidi="en_US"/>
+        </w:rPr>
+      </w:r>
     </w:p>
     <w:p>
       <w:pPr/>
@@ -562,11 +451,39 @@
       </w:r>
     </w:p>
     <w:p>
-      <w:r/>
-    </w:p>
-    <w:p>
-      <w:r>
-        <w:t>&lt;image: https://cdn.aquifer.bible/aquifer-content/resources/FIAImages/kneading-yeast-hands.jpg&gt;</w:t>
+      <w:r>
+        <w:drawing>
+          <wp:inline xmlns:a="http://schemas.openxmlformats.org/drawingml/2006/main" xmlns:pic="http://schemas.openxmlformats.org/drawingml/2006/picture">
+            <wp:extent cx="6096000" cy="3944112"/>
+            <wp:docPr id="3" name="Picture 3"/>
+            <wp:cNvGraphicFramePr>
+              <a:graphicFrameLocks noChangeAspect="1"/>
+            </wp:cNvGraphicFramePr>
+            <a:graphic>
+              <a:graphicData uri="http://schemas.openxmlformats.org/drawingml/2006/picture">
+                <pic:pic>
+                  <pic:nvPicPr>
+                    <pic:cNvPr id="0" name="image.jpg"/>
+                    <pic:cNvPicPr/>
+                  </pic:nvPicPr>
+                  <pic:blipFill>
+                    <a:blip r:embed="rId17"/>
+                    <a:stretch>
+                      <a:fillRect/>
+                    </a:stretch>
+                  </pic:blipFill>
+                  <pic:spPr>
+                    <a:xfrm>
+                      <a:off x="0" y="0"/>
+                      <a:ext cx="6096000" cy="3944112"/>
+                    </a:xfrm>
+                    <a:prstGeom prst="rect"/>
+                  </pic:spPr>
+                </pic:pic>
+              </a:graphicData>
+            </a:graphic>
+          </wp:inline>
+        </w:drawing>
       </w:r>
     </w:p>
     <w:p>
@@ -576,7 +493,7 @@
           <w:lang w:val="en_US" w:bidi="en_US"/>
         </w:rPr>
       </w:r>
-      <w:hyperlink r:id="rId17">
+      <w:hyperlink r:id="rId18">
         <w:r>
           <w:rPr>
             <w:lang w:val="en_US" w:bidi="en_US"/>
@@ -615,7 +532,7 @@
         <w:rPr>
           <w:lang w:val="en_US" w:bidi="en_US"/>
         </w:rPr>
-        <w:t>Kneeding Yeast into Dough</w:t>
+        <w:t>Kneading Bowl</w:t>
       </w:r>
       <w:r>
         <w:rPr>
@@ -633,6 +550,11 @@
         </w:rPr>
         <w:t>Image Content</w:t>
       </w:r>
+      <w:r>
+        <w:rPr>
+          <w:lang w:val="en_US" w:bidi="en_US"/>
+        </w:rPr>
+      </w:r>
     </w:p>
     <w:p>
       <w:pPr/>
@@ -643,11 +565,39 @@
       </w:r>
     </w:p>
     <w:p>
-      <w:r/>
-    </w:p>
-    <w:p>
-      <w:r>
-        <w:t>&lt;image: https://cdn.aquifer.bible/aquifer-content/resources/FIAImages/kneading-yeast.jpg&gt;</w:t>
+      <w:r>
+        <w:drawing>
+          <wp:inline xmlns:a="http://schemas.openxmlformats.org/drawingml/2006/main" xmlns:pic="http://schemas.openxmlformats.org/drawingml/2006/picture">
+            <wp:extent cx="6096000" cy="3657600"/>
+            <wp:docPr id="4" name="Picture 4"/>
+            <wp:cNvGraphicFramePr>
+              <a:graphicFrameLocks noChangeAspect="1"/>
+            </wp:cNvGraphicFramePr>
+            <a:graphic>
+              <a:graphicData uri="http://schemas.openxmlformats.org/drawingml/2006/picture">
+                <pic:pic>
+                  <pic:nvPicPr>
+                    <pic:cNvPr id="0" name="image.jpg"/>
+                    <pic:cNvPicPr/>
+                  </pic:nvPicPr>
+                  <pic:blipFill>
+                    <a:blip r:embed="rId19"/>
+                    <a:stretch>
+                      <a:fillRect/>
+                    </a:stretch>
+                  </pic:blipFill>
+                  <pic:spPr>
+                    <a:xfrm>
+                      <a:off x="0" y="0"/>
+                      <a:ext cx="6096000" cy="3657600"/>
+                    </a:xfrm>
+                    <a:prstGeom prst="rect"/>
+                  </pic:spPr>
+                </pic:pic>
+              </a:graphicData>
+            </a:graphic>
+          </wp:inline>
+        </w:drawing>
       </w:r>
     </w:p>
     <w:p>
@@ -657,7 +607,463 @@
           <w:lang w:val="en_US" w:bidi="en_US"/>
         </w:rPr>
       </w:r>
-      <w:hyperlink r:id="rId18">
+      <w:hyperlink r:id="rId20">
+        <w:r>
+          <w:rPr>
+            <w:lang w:val="en_US" w:bidi="en_US"/>
+          </w:rPr>
+          <w:rPr>
+            <w:color w:val="0000EE"/>
+            <w:u w:val="single"/>
+          </w:rPr>
+          <w:t>link</w:t>
+        </w:r>
+      </w:hyperlink>
+      <w:r>
+        <w:rPr>
+          <w:lang w:val="en_US" w:bidi="en_US"/>
+        </w:rPr>
+      </w:r>
+      <w:r>
+        <w:rPr>
+          <w:lang w:val="en_US" w:bidi="en_US"/>
+        </w:rPr>
+      </w:r>
+    </w:p>
+    <w:p>
+      <w:pPr/>
+      <w:r>
+        <w:rPr>
+          <w:lang w:val="en_US" w:bidi="en_US"/>
+        </w:rPr>
+      </w:r>
+    </w:p>
+    <w:p>
+      <w:pPr>
+        <w:pStyle w:val="Heading2"/>
+      </w:pPr>
+      <w:r>
+        <w:rPr>
+          <w:lang w:val="en_US" w:bidi="en_US"/>
+        </w:rPr>
+        <w:t>Kneading Bowl</w:t>
+      </w:r>
+      <w:r>
+        <w:rPr>
+          <w:lang w:val="en_US" w:bidi="en_US"/>
+        </w:rPr>
+      </w:r>
+    </w:p>
+    <w:p>
+      <w:pPr>
+        <w:pStyle w:val="Heading4"/>
+      </w:pPr>
+      <w:r>
+        <w:rPr>
+          <w:lang w:val="en_US" w:bidi="en_US"/>
+        </w:rPr>
+        <w:t>Image Content</w:t>
+      </w:r>
+      <w:r>
+        <w:rPr>
+          <w:lang w:val="en_US" w:bidi="en_US"/>
+        </w:rPr>
+      </w:r>
+    </w:p>
+    <w:p>
+      <w:pPr/>
+      <w:r>
+        <w:rPr>
+          <w:lang w:val="en_US" w:bidi="en_US"/>
+        </w:rPr>
+      </w:r>
+    </w:p>
+    <w:p>
+      <w:r>
+        <w:drawing>
+          <wp:inline xmlns:a="http://schemas.openxmlformats.org/drawingml/2006/main" xmlns:pic="http://schemas.openxmlformats.org/drawingml/2006/picture">
+            <wp:extent cx="6096000" cy="4059936"/>
+            <wp:docPr id="5" name="Picture 5"/>
+            <wp:cNvGraphicFramePr>
+              <a:graphicFrameLocks noChangeAspect="1"/>
+            </wp:cNvGraphicFramePr>
+            <a:graphic>
+              <a:graphicData uri="http://schemas.openxmlformats.org/drawingml/2006/picture">
+                <pic:pic>
+                  <pic:nvPicPr>
+                    <pic:cNvPr id="0" name="image.jpg"/>
+                    <pic:cNvPicPr/>
+                  </pic:nvPicPr>
+                  <pic:blipFill>
+                    <a:blip r:embed="rId21"/>
+                    <a:stretch>
+                      <a:fillRect/>
+                    </a:stretch>
+                  </pic:blipFill>
+                  <pic:spPr>
+                    <a:xfrm>
+                      <a:off x="0" y="0"/>
+                      <a:ext cx="6096000" cy="4059936"/>
+                    </a:xfrm>
+                    <a:prstGeom prst="rect"/>
+                  </pic:spPr>
+                </pic:pic>
+              </a:graphicData>
+            </a:graphic>
+          </wp:inline>
+        </w:drawing>
+      </w:r>
+    </w:p>
+    <w:p>
+      <w:pPr/>
+      <w:r>
+        <w:rPr>
+          <w:lang w:val="en_US" w:bidi="en_US"/>
+        </w:rPr>
+      </w:r>
+      <w:hyperlink r:id="rId22">
+        <w:r>
+          <w:rPr>
+            <w:lang w:val="en_US" w:bidi="en_US"/>
+          </w:rPr>
+          <w:rPr>
+            <w:color w:val="0000EE"/>
+            <w:u w:val="single"/>
+          </w:rPr>
+          <w:t>link</w:t>
+        </w:r>
+      </w:hyperlink>
+      <w:r>
+        <w:rPr>
+          <w:lang w:val="en_US" w:bidi="en_US"/>
+        </w:rPr>
+      </w:r>
+      <w:r>
+        <w:rPr>
+          <w:lang w:val="en_US" w:bidi="en_US"/>
+        </w:rPr>
+      </w:r>
+    </w:p>
+    <w:p>
+      <w:pPr/>
+      <w:r>
+        <w:rPr>
+          <w:lang w:val="en_US" w:bidi="en_US"/>
+        </w:rPr>
+      </w:r>
+    </w:p>
+    <w:p>
+      <w:pPr>
+        <w:pStyle w:val="Heading2"/>
+      </w:pPr>
+      <w:r>
+        <w:rPr>
+          <w:lang w:val="en_US" w:bidi="en_US"/>
+        </w:rPr>
+        <w:t>Kneading Yeast into Dough</w:t>
+      </w:r>
+      <w:r>
+        <w:rPr>
+          <w:lang w:val="en_US" w:bidi="en_US"/>
+        </w:rPr>
+      </w:r>
+    </w:p>
+    <w:p>
+      <w:pPr>
+        <w:pStyle w:val="Heading4"/>
+      </w:pPr>
+      <w:r>
+        <w:rPr>
+          <w:lang w:val="en_US" w:bidi="en_US"/>
+        </w:rPr>
+        <w:t>Image Content</w:t>
+      </w:r>
+      <w:r>
+        <w:rPr>
+          <w:lang w:val="en_US" w:bidi="en_US"/>
+        </w:rPr>
+      </w:r>
+    </w:p>
+    <w:p>
+      <w:pPr/>
+      <w:r>
+        <w:rPr>
+          <w:lang w:val="en_US" w:bidi="en_US"/>
+        </w:rPr>
+      </w:r>
+    </w:p>
+    <w:p>
+      <w:r>
+        <w:drawing>
+          <wp:inline xmlns:a="http://schemas.openxmlformats.org/drawingml/2006/main" xmlns:pic="http://schemas.openxmlformats.org/drawingml/2006/picture">
+            <wp:extent cx="6096000" cy="5307279"/>
+            <wp:docPr id="6" name="Picture 6"/>
+            <wp:cNvGraphicFramePr>
+              <a:graphicFrameLocks noChangeAspect="1"/>
+            </wp:cNvGraphicFramePr>
+            <a:graphic>
+              <a:graphicData uri="http://schemas.openxmlformats.org/drawingml/2006/picture">
+                <pic:pic>
+                  <pic:nvPicPr>
+                    <pic:cNvPr id="0" name="image.jpg"/>
+                    <pic:cNvPicPr/>
+                  </pic:nvPicPr>
+                  <pic:blipFill>
+                    <a:blip r:embed="rId23"/>
+                    <a:stretch>
+                      <a:fillRect/>
+                    </a:stretch>
+                  </pic:blipFill>
+                  <pic:spPr>
+                    <a:xfrm>
+                      <a:off x="0" y="0"/>
+                      <a:ext cx="6096000" cy="5307279"/>
+                    </a:xfrm>
+                    <a:prstGeom prst="rect"/>
+                  </pic:spPr>
+                </pic:pic>
+              </a:graphicData>
+            </a:graphic>
+          </wp:inline>
+        </w:drawing>
+      </w:r>
+    </w:p>
+    <w:p>
+      <w:pPr/>
+      <w:r>
+        <w:rPr>
+          <w:lang w:val="en_US" w:bidi="en_US"/>
+        </w:rPr>
+      </w:r>
+      <w:hyperlink r:id="rId24">
+        <w:r>
+          <w:rPr>
+            <w:lang w:val="en_US" w:bidi="en_US"/>
+          </w:rPr>
+          <w:rPr>
+            <w:color w:val="0000EE"/>
+            <w:u w:val="single"/>
+          </w:rPr>
+          <w:t>link</w:t>
+        </w:r>
+      </w:hyperlink>
+      <w:r>
+        <w:rPr>
+          <w:lang w:val="en_US" w:bidi="en_US"/>
+        </w:rPr>
+      </w:r>
+      <w:r>
+        <w:rPr>
+          <w:lang w:val="en_US" w:bidi="en_US"/>
+        </w:rPr>
+      </w:r>
+    </w:p>
+    <w:p>
+      <w:pPr/>
+      <w:r>
+        <w:rPr>
+          <w:lang w:val="en_US" w:bidi="en_US"/>
+        </w:rPr>
+      </w:r>
+    </w:p>
+    <w:p>
+      <w:pPr>
+        <w:pStyle w:val="Heading2"/>
+      </w:pPr>
+      <w:r>
+        <w:rPr>
+          <w:lang w:val="en_US" w:bidi="en_US"/>
+        </w:rPr>
+        <w:t>Kneading Yeast into Dough</w:t>
+      </w:r>
+      <w:r>
+        <w:rPr>
+          <w:lang w:val="en_US" w:bidi="en_US"/>
+        </w:rPr>
+      </w:r>
+    </w:p>
+    <w:p>
+      <w:pPr>
+        <w:pStyle w:val="Heading4"/>
+      </w:pPr>
+      <w:r>
+        <w:rPr>
+          <w:lang w:val="en_US" w:bidi="en_US"/>
+        </w:rPr>
+        <w:t>Image Content</w:t>
+      </w:r>
+      <w:r>
+        <w:rPr>
+          <w:lang w:val="en_US" w:bidi="en_US"/>
+        </w:rPr>
+      </w:r>
+    </w:p>
+    <w:p>
+      <w:pPr/>
+      <w:r>
+        <w:rPr>
+          <w:lang w:val="en_US" w:bidi="en_US"/>
+        </w:rPr>
+      </w:r>
+    </w:p>
+    <w:p>
+      <w:r>
+        <w:drawing>
+          <wp:inline xmlns:a="http://schemas.openxmlformats.org/drawingml/2006/main" xmlns:pic="http://schemas.openxmlformats.org/drawingml/2006/picture">
+            <wp:extent cx="6096000" cy="4572000"/>
+            <wp:docPr id="7" name="Picture 7"/>
+            <wp:cNvGraphicFramePr>
+              <a:graphicFrameLocks noChangeAspect="1"/>
+            </wp:cNvGraphicFramePr>
+            <a:graphic>
+              <a:graphicData uri="http://schemas.openxmlformats.org/drawingml/2006/picture">
+                <pic:pic>
+                  <pic:nvPicPr>
+                    <pic:cNvPr id="0" name="image.jpg"/>
+                    <pic:cNvPicPr/>
+                  </pic:nvPicPr>
+                  <pic:blipFill>
+                    <a:blip r:embed="rId25"/>
+                    <a:stretch>
+                      <a:fillRect/>
+                    </a:stretch>
+                  </pic:blipFill>
+                  <pic:spPr>
+                    <a:xfrm>
+                      <a:off x="0" y="0"/>
+                      <a:ext cx="6096000" cy="4572000"/>
+                    </a:xfrm>
+                    <a:prstGeom prst="rect"/>
+                  </pic:spPr>
+                </pic:pic>
+              </a:graphicData>
+            </a:graphic>
+          </wp:inline>
+        </w:drawing>
+      </w:r>
+    </w:p>
+    <w:p>
+      <w:pPr/>
+      <w:r>
+        <w:rPr>
+          <w:lang w:val="en_US" w:bidi="en_US"/>
+        </w:rPr>
+      </w:r>
+      <w:hyperlink r:id="rId26">
+        <w:r>
+          <w:rPr>
+            <w:lang w:val="en_US" w:bidi="en_US"/>
+          </w:rPr>
+          <w:rPr>
+            <w:color w:val="0000EE"/>
+            <w:u w:val="single"/>
+          </w:rPr>
+          <w:t>link</w:t>
+        </w:r>
+      </w:hyperlink>
+      <w:r>
+        <w:rPr>
+          <w:lang w:val="en_US" w:bidi="en_US"/>
+        </w:rPr>
+      </w:r>
+      <w:r>
+        <w:rPr>
+          <w:lang w:val="en_US" w:bidi="en_US"/>
+        </w:rPr>
+      </w:r>
+    </w:p>
+    <w:p>
+      <w:pPr/>
+      <w:r>
+        <w:rPr>
+          <w:lang w:val="en_US" w:bidi="en_US"/>
+        </w:rPr>
+      </w:r>
+    </w:p>
+    <w:p>
+      <w:pPr>
+        <w:pStyle w:val="Heading2"/>
+      </w:pPr>
+      <w:r>
+        <w:rPr>
+          <w:lang w:val="en_US" w:bidi="en_US"/>
+        </w:rPr>
+        <w:t>Kneading Yeast into Dough</w:t>
+      </w:r>
+      <w:r>
+        <w:rPr>
+          <w:lang w:val="en_US" w:bidi="en_US"/>
+        </w:rPr>
+      </w:r>
+    </w:p>
+    <w:p>
+      <w:pPr>
+        <w:pStyle w:val="Heading4"/>
+      </w:pPr>
+      <w:r>
+        <w:rPr>
+          <w:lang w:val="en_US" w:bidi="en_US"/>
+        </w:rPr>
+        <w:t>Image Content</w:t>
+      </w:r>
+      <w:r>
+        <w:rPr>
+          <w:lang w:val="en_US" w:bidi="en_US"/>
+        </w:rPr>
+      </w:r>
+    </w:p>
+    <w:p>
+      <w:pPr/>
+      <w:r>
+        <w:rPr>
+          <w:lang w:val="en_US" w:bidi="en_US"/>
+        </w:rPr>
+      </w:r>
+    </w:p>
+    <w:p>
+      <w:r>
+        <w:drawing>
+          <wp:inline xmlns:a="http://schemas.openxmlformats.org/drawingml/2006/main" xmlns:pic="http://schemas.openxmlformats.org/drawingml/2006/picture">
+            <wp:extent cx="6096000" cy="4066032"/>
+            <wp:docPr id="8" name="Picture 8"/>
+            <wp:cNvGraphicFramePr>
+              <a:graphicFrameLocks noChangeAspect="1"/>
+            </wp:cNvGraphicFramePr>
+            <a:graphic>
+              <a:graphicData uri="http://schemas.openxmlformats.org/drawingml/2006/picture">
+                <pic:pic>
+                  <pic:nvPicPr>
+                    <pic:cNvPr id="0" name="image.jpg"/>
+                    <pic:cNvPicPr/>
+                  </pic:nvPicPr>
+                  <pic:blipFill>
+                    <a:blip r:embed="rId27"/>
+                    <a:stretch>
+                      <a:fillRect/>
+                    </a:stretch>
+                  </pic:blipFill>
+                  <pic:spPr>
+                    <a:xfrm>
+                      <a:off x="0" y="0"/>
+                      <a:ext cx="6096000" cy="4066032"/>
+                    </a:xfrm>
+                    <a:prstGeom prst="rect"/>
+                  </pic:spPr>
+                </pic:pic>
+              </a:graphicData>
+            </a:graphic>
+          </wp:inline>
+        </w:drawing>
+      </w:r>
+    </w:p>
+    <w:p>
+      <w:pPr/>
+      <w:r>
+        <w:rPr>
+          <w:lang w:val="en_US" w:bidi="en_US"/>
+        </w:rPr>
+      </w:r>
+      <w:hyperlink r:id="rId28">
         <w:r>
           <w:rPr>
             <w:lang w:val="en_US" w:bidi="en_US"/>

--- a/eng/docx/011.content.docx
+++ b/eng/docx/011.content.docx
@@ -454,7 +454,7 @@
       <w:r>
         <w:drawing>
           <wp:inline xmlns:a="http://schemas.openxmlformats.org/drawingml/2006/main" xmlns:pic="http://schemas.openxmlformats.org/drawingml/2006/picture">
-            <wp:extent cx="6096000" cy="3944112"/>
+            <wp:extent cx="6096000" cy="4059936"/>
             <wp:docPr id="3" name="Picture 3"/>
             <wp:cNvGraphicFramePr>
               <a:graphicFrameLocks noChangeAspect="1"/>
@@ -475,7 +475,7 @@
                   <pic:spPr>
                     <a:xfrm>
                       <a:off x="0" y="0"/>
-                      <a:ext cx="6096000" cy="3944112"/>
+                      <a:ext cx="6096000" cy="4059936"/>
                     </a:xfrm>
                     <a:prstGeom prst="rect"/>
                   </pic:spPr>
@@ -532,7 +532,7 @@
         <w:rPr>
           <w:lang w:val="en_US" w:bidi="en_US"/>
         </w:rPr>
-        <w:t>Kneading Bowl</w:t>
+        <w:t>Kneading Yeast into Dough</w:t>
       </w:r>
       <w:r>
         <w:rPr>
@@ -568,7 +568,7 @@
       <w:r>
         <w:drawing>
           <wp:inline xmlns:a="http://schemas.openxmlformats.org/drawingml/2006/main" xmlns:pic="http://schemas.openxmlformats.org/drawingml/2006/picture">
-            <wp:extent cx="6096000" cy="3657600"/>
+            <wp:extent cx="6096000" cy="5307279"/>
             <wp:docPr id="4" name="Picture 4"/>
             <wp:cNvGraphicFramePr>
               <a:graphicFrameLocks noChangeAspect="1"/>
@@ -589,7 +589,7 @@
                   <pic:spPr>
                     <a:xfrm>
                       <a:off x="0" y="0"/>
-                      <a:ext cx="6096000" cy="3657600"/>
+                      <a:ext cx="6096000" cy="5307279"/>
                     </a:xfrm>
                     <a:prstGeom prst="rect"/>
                   </pic:spPr>
@@ -646,7 +646,7 @@
         <w:rPr>
           <w:lang w:val="en_US" w:bidi="en_US"/>
         </w:rPr>
-        <w:t>Kneading Bowl</w:t>
+        <w:t>Kneading Yeast into Dough</w:t>
       </w:r>
       <w:r>
         <w:rPr>
@@ -682,7 +682,7 @@
       <w:r>
         <w:drawing>
           <wp:inline xmlns:a="http://schemas.openxmlformats.org/drawingml/2006/main" xmlns:pic="http://schemas.openxmlformats.org/drawingml/2006/picture">
-            <wp:extent cx="6096000" cy="4059936"/>
+            <wp:extent cx="6096000" cy="4572000"/>
             <wp:docPr id="5" name="Picture 5"/>
             <wp:cNvGraphicFramePr>
               <a:graphicFrameLocks noChangeAspect="1"/>
@@ -703,7 +703,7 @@
                   <pic:spPr>
                     <a:xfrm>
                       <a:off x="0" y="0"/>
-                      <a:ext cx="6096000" cy="4059936"/>
+                      <a:ext cx="6096000" cy="4572000"/>
                     </a:xfrm>
                     <a:prstGeom prst="rect"/>
                   </pic:spPr>
@@ -796,7 +796,7 @@
       <w:r>
         <w:drawing>
           <wp:inline xmlns:a="http://schemas.openxmlformats.org/drawingml/2006/main" xmlns:pic="http://schemas.openxmlformats.org/drawingml/2006/picture">
-            <wp:extent cx="6096000" cy="5307279"/>
+            <wp:extent cx="6096000" cy="4066032"/>
             <wp:docPr id="6" name="Picture 6"/>
             <wp:cNvGraphicFramePr>
               <a:graphicFrameLocks noChangeAspect="1"/>
@@ -817,234 +817,6 @@
                   <pic:spPr>
                     <a:xfrm>
                       <a:off x="0" y="0"/>
-                      <a:ext cx="6096000" cy="5307279"/>
-                    </a:xfrm>
-                    <a:prstGeom prst="rect"/>
-                  </pic:spPr>
-                </pic:pic>
-              </a:graphicData>
-            </a:graphic>
-          </wp:inline>
-        </w:drawing>
-      </w:r>
-    </w:p>
-    <w:p>
-      <w:pPr/>
-      <w:r>
-        <w:rPr>
-          <w:lang w:val="en_US" w:bidi="en_US"/>
-        </w:rPr>
-      </w:r>
-      <w:hyperlink r:id="rId24">
-        <w:r>
-          <w:rPr>
-            <w:lang w:val="en_US" w:bidi="en_US"/>
-          </w:rPr>
-          <w:rPr>
-            <w:color w:val="0000EE"/>
-            <w:u w:val="single"/>
-          </w:rPr>
-          <w:t>link</w:t>
-        </w:r>
-      </w:hyperlink>
-      <w:r>
-        <w:rPr>
-          <w:lang w:val="en_US" w:bidi="en_US"/>
-        </w:rPr>
-      </w:r>
-      <w:r>
-        <w:rPr>
-          <w:lang w:val="en_US" w:bidi="en_US"/>
-        </w:rPr>
-      </w:r>
-    </w:p>
-    <w:p>
-      <w:pPr/>
-      <w:r>
-        <w:rPr>
-          <w:lang w:val="en_US" w:bidi="en_US"/>
-        </w:rPr>
-      </w:r>
-    </w:p>
-    <w:p>
-      <w:pPr>
-        <w:pStyle w:val="Heading2"/>
-      </w:pPr>
-      <w:r>
-        <w:rPr>
-          <w:lang w:val="en_US" w:bidi="en_US"/>
-        </w:rPr>
-        <w:t>Kneading Yeast into Dough</w:t>
-      </w:r>
-      <w:r>
-        <w:rPr>
-          <w:lang w:val="en_US" w:bidi="en_US"/>
-        </w:rPr>
-      </w:r>
-    </w:p>
-    <w:p>
-      <w:pPr>
-        <w:pStyle w:val="Heading4"/>
-      </w:pPr>
-      <w:r>
-        <w:rPr>
-          <w:lang w:val="en_US" w:bidi="en_US"/>
-        </w:rPr>
-        <w:t>Image Content</w:t>
-      </w:r>
-      <w:r>
-        <w:rPr>
-          <w:lang w:val="en_US" w:bidi="en_US"/>
-        </w:rPr>
-      </w:r>
-    </w:p>
-    <w:p>
-      <w:pPr/>
-      <w:r>
-        <w:rPr>
-          <w:lang w:val="en_US" w:bidi="en_US"/>
-        </w:rPr>
-      </w:r>
-    </w:p>
-    <w:p>
-      <w:r>
-        <w:drawing>
-          <wp:inline xmlns:a="http://schemas.openxmlformats.org/drawingml/2006/main" xmlns:pic="http://schemas.openxmlformats.org/drawingml/2006/picture">
-            <wp:extent cx="6096000" cy="4572000"/>
-            <wp:docPr id="7" name="Picture 7"/>
-            <wp:cNvGraphicFramePr>
-              <a:graphicFrameLocks noChangeAspect="1"/>
-            </wp:cNvGraphicFramePr>
-            <a:graphic>
-              <a:graphicData uri="http://schemas.openxmlformats.org/drawingml/2006/picture">
-                <pic:pic>
-                  <pic:nvPicPr>
-                    <pic:cNvPr id="0" name="image.jpg"/>
-                    <pic:cNvPicPr/>
-                  </pic:nvPicPr>
-                  <pic:blipFill>
-                    <a:blip r:embed="rId25"/>
-                    <a:stretch>
-                      <a:fillRect/>
-                    </a:stretch>
-                  </pic:blipFill>
-                  <pic:spPr>
-                    <a:xfrm>
-                      <a:off x="0" y="0"/>
-                      <a:ext cx="6096000" cy="4572000"/>
-                    </a:xfrm>
-                    <a:prstGeom prst="rect"/>
-                  </pic:spPr>
-                </pic:pic>
-              </a:graphicData>
-            </a:graphic>
-          </wp:inline>
-        </w:drawing>
-      </w:r>
-    </w:p>
-    <w:p>
-      <w:pPr/>
-      <w:r>
-        <w:rPr>
-          <w:lang w:val="en_US" w:bidi="en_US"/>
-        </w:rPr>
-      </w:r>
-      <w:hyperlink r:id="rId26">
-        <w:r>
-          <w:rPr>
-            <w:lang w:val="en_US" w:bidi="en_US"/>
-          </w:rPr>
-          <w:rPr>
-            <w:color w:val="0000EE"/>
-            <w:u w:val="single"/>
-          </w:rPr>
-          <w:t>link</w:t>
-        </w:r>
-      </w:hyperlink>
-      <w:r>
-        <w:rPr>
-          <w:lang w:val="en_US" w:bidi="en_US"/>
-        </w:rPr>
-      </w:r>
-      <w:r>
-        <w:rPr>
-          <w:lang w:val="en_US" w:bidi="en_US"/>
-        </w:rPr>
-      </w:r>
-    </w:p>
-    <w:p>
-      <w:pPr/>
-      <w:r>
-        <w:rPr>
-          <w:lang w:val="en_US" w:bidi="en_US"/>
-        </w:rPr>
-      </w:r>
-    </w:p>
-    <w:p>
-      <w:pPr>
-        <w:pStyle w:val="Heading2"/>
-      </w:pPr>
-      <w:r>
-        <w:rPr>
-          <w:lang w:val="en_US" w:bidi="en_US"/>
-        </w:rPr>
-        <w:t>Kneading Yeast into Dough</w:t>
-      </w:r>
-      <w:r>
-        <w:rPr>
-          <w:lang w:val="en_US" w:bidi="en_US"/>
-        </w:rPr>
-      </w:r>
-    </w:p>
-    <w:p>
-      <w:pPr>
-        <w:pStyle w:val="Heading4"/>
-      </w:pPr>
-      <w:r>
-        <w:rPr>
-          <w:lang w:val="en_US" w:bidi="en_US"/>
-        </w:rPr>
-        <w:t>Image Content</w:t>
-      </w:r>
-      <w:r>
-        <w:rPr>
-          <w:lang w:val="en_US" w:bidi="en_US"/>
-        </w:rPr>
-      </w:r>
-    </w:p>
-    <w:p>
-      <w:pPr/>
-      <w:r>
-        <w:rPr>
-          <w:lang w:val="en_US" w:bidi="en_US"/>
-        </w:rPr>
-      </w:r>
-    </w:p>
-    <w:p>
-      <w:r>
-        <w:drawing>
-          <wp:inline xmlns:a="http://schemas.openxmlformats.org/drawingml/2006/main" xmlns:pic="http://schemas.openxmlformats.org/drawingml/2006/picture">
-            <wp:extent cx="6096000" cy="4066032"/>
-            <wp:docPr id="8" name="Picture 8"/>
-            <wp:cNvGraphicFramePr>
-              <a:graphicFrameLocks noChangeAspect="1"/>
-            </wp:cNvGraphicFramePr>
-            <a:graphic>
-              <a:graphicData uri="http://schemas.openxmlformats.org/drawingml/2006/picture">
-                <pic:pic>
-                  <pic:nvPicPr>
-                    <pic:cNvPr id="0" name="image.jpg"/>
-                    <pic:cNvPicPr/>
-                  </pic:nvPicPr>
-                  <pic:blipFill>
-                    <a:blip r:embed="rId27"/>
-                    <a:stretch>
-                      <a:fillRect/>
-                    </a:stretch>
-                  </pic:blipFill>
-                  <pic:spPr>
-                    <a:xfrm>
-                      <a:off x="0" y="0"/>
                       <a:ext cx="6096000" cy="4066032"/>
                     </a:xfrm>
                     <a:prstGeom prst="rect"/>
@@ -1063,7 +835,7 @@
           <w:lang w:val="en_US" w:bidi="en_US"/>
         </w:rPr>
       </w:r>
-      <w:hyperlink r:id="rId28">
+      <w:hyperlink r:id="rId24">
         <w:r>
           <w:rPr>
             <w:lang w:val="en_US" w:bidi="en_US"/>
